--- a/docs/historia/personagens/clarice.docx
+++ b/docs/historia/personagens/clarice.docx
@@ -1146,7 +1146,23 @@
                 <w:sz w:val="19"/>
                 <w:szCs w:val="19"/>
               </w:rPr>
-              <w:t xml:space="preserve">rápida, independente, prática, engraçada, competitiva.</w:t>
+              <w:t xml:space="preserve">rápida, independente, prática, engraçada, competitiva e </w:t>
+            </w:r>
+            <w:r>
+              <w:rPr>
+                <w:b/>
+                <w:bCs/>
+                <w:sz w:val="19"/>
+                <w:szCs w:val="19"/>
+              </w:rPr>
+              <w:t xml:space="preserve">controladora</w:t>
+            </w:r>
+            <w:r>
+              <w:rPr>
+                <w:sz w:val="19"/>
+                <w:szCs w:val="19"/>
+              </w:rPr>
+              <w:t xml:space="preserve">.</w:t>
             </w:r>
           </w:p>
         </w:tc>
@@ -1215,7 +1231,23 @@
                 <w:sz w:val="19"/>
                 <w:szCs w:val="19"/>
               </w:rPr>
-              <w:t xml:space="preserve">gírias dos anos 90 ("Isso é totalmente surreal", "meu filho", "Não confie nas luzes"), tom de deboche. Explica tudo como um problema de lógica.</w:t>
+              <w:t xml:space="preserve">gírias dos anos 90 ("Isso é totalmente surreal", "meu filho", "Não confie nas luzes"), tom de deboche. Explica tudo como um problema de lógica. No rádio, dá </w:t>
+            </w:r>
+            <w:r>
+              <w:rPr>
+                <w:b/>
+                <w:bCs/>
+                <w:sz w:val="19"/>
+                <w:szCs w:val="19"/>
+              </w:rPr>
+              <w:t xml:space="preserve">ordens</w:t>
+            </w:r>
+            <w:r>
+              <w:rPr>
+                <w:sz w:val="19"/>
+                <w:szCs w:val="19"/>
+              </w:rPr>
+              <w:t xml:space="preserve">, não dicas: "Para. Agora vai. Esquerda."</w:t>
             </w:r>
           </w:p>
         </w:tc>
@@ -1419,10 +1451,19 @@
             </w:pPr>
             <w:r>
               <w:rPr>
-                <w:sz w:val="19"/>
-                <w:szCs w:val="19"/>
-              </w:rPr>
-              <w:t xml:space="preserve">não pede ajuda e quer controlar tudo.</w:t>
+                <w:b/>
+                <w:bCs/>
+                <w:sz w:val="19"/>
+                <w:szCs w:val="19"/>
+              </w:rPr>
+              <w:t xml:space="preserve">controla tudo e todos</w:t>
+            </w:r>
+            <w:r>
+              <w:rPr>
+                <w:sz w:val="19"/>
+                <w:szCs w:val="19"/>
+              </w:rPr>
+              <w:t xml:space="preserve">: decide quem sai da 103, quem raciona a comida, por onde se anda. E não pede ajuda. Controlar é o jeito dela de garantir que nada mais suma.</w:t>
             </w:r>
           </w:p>
         </w:tc>
@@ -1491,7 +1532,7 @@
                 <w:sz w:val="19"/>
                 <w:szCs w:val="19"/>
               </w:rPr>
-              <w:t xml:space="preserve">de quem resolve tudo sozinha a quem confia no grupo. A relação com Gabriel cresce nesse caminho.</w:t>
+              <w:t xml:space="preserve">de quem controla tudo sozinha a quem confia no grupo. Quando a mentira do Henrique aparecer, ela percebe que o controle dela ajudou a manter cada um no seu canto. A relação com Gabriel cresce nesse caminho.</w:t>
             </w:r>
           </w:p>
         </w:tc>
